--- a/Factura_Unity_Test/Docs/Word/02_Motherboard_UA.docx
+++ b/Factura_Unity_Test/Docs/Word/02_Motherboard_UA.docx
@@ -7,12 +7,16 @@
         <w:pStyle w:val="Title"/>
       </w:pPr>
       <w:r>
+        <w:rPr>
+          <w:color w:val="000000"/>
+          <w:u w:val="none"/>
+        </w:rPr>
         <w:t>Factura Unity Test Схема ігрових систем</w:t>
       </w:r>
     </w:p>
     <w:p>
       <w:r>
-        <w:t>Версія 0.2 · 17.10.2026 · Запроєктована взаємодія; gameplay-компоненти ще не реалізовані.</w:t>
+        <w:t>Версія 0.3 · 19.10.2026 · Опис реалізованого прототипу та результатів перевірки в Unity Editor.</w:t>
       </w:r>
     </w:p>
     <w:p>
@@ -25,12 +29,16 @@
         <w:pStyle w:val="Heading1"/>
       </w:pPr>
       <w:r>
+        <w:rPr>
+          <w:color w:val="000000"/>
+          <w:u w:val="none"/>
+        </w:rPr>
         <w:t>Взаємодія систем</w:t>
       </w:r>
     </w:p>
     <w:p>
       <w:r>
-        <w:t>Суцільна стрілка — команда/дані. Пунктирна — подія. GameManager керує фазою заїзду, але не рухає кожну кулю і не обраховує AI.</w:t>
+        <w:t>Карта показує логічні зв’язки, а не кожен виклик методу. GameBootstrap підписується на події та передає команди компонентам. GameManager визначає фазу заїзду, але не рухає кулі й не обраховує AI.</w:t>
       </w:r>
     </w:p>
     <w:p>
@@ -87,24 +95,7 @@
     </w:p>
     <w:p>
       <w:r>
-        <w:rPr>
-          <w:rFonts w:ascii="Consolas" w:hAnsi="Consolas"/>
-          <w:sz w:val="20"/>
-        </w:rPr>
-        <w:t>GameBootstrap</w:t>
-      </w:r>
-      <w:r>
-        <w:t xml:space="preserve"> не показаний у центрі, щоб не змішувати ініціалізацію й gameplay: він один раз зв'язує компоненти та передає залежності. </w:t>
-      </w:r>
-      <w:r>
-        <w:rPr>
-          <w:rFonts w:ascii="Consolas" w:hAnsi="Consolas"/>
-          <w:sz w:val="20"/>
-        </w:rPr>
-        <w:t>Spawner</w:t>
-      </w:r>
-      <w:r>
-        <w:t xml:space="preserve"> створює finite-набір ворогів; окремий enemy pool не є обов'язковим у першій версії.</w:t>
+        <w:t>GameLifetimeScope є composition root: реєструє компоненти сцени у VContainer. Контейнер створює GameBootstrap через конструктор. Bootstrap зв’язує системи, запускає підготовку, координує restart та відписується в Dispose. Spawner створює кінцевий набір ворогів; enemy pool не використовується.</w:t>
       </w:r>
     </w:p>
     <w:p>
@@ -118,6 +109,10 @@
         <w:pStyle w:val="Heading1"/>
       </w:pPr>
       <w:r>
+        <w:rPr>
+          <w:color w:val="000000"/>
+          <w:u w:val="none"/>
+        </w:rPr>
         <w:t>Стани заїзду</w:t>
       </w:r>
     </w:p>
@@ -175,7 +170,7 @@
     </w:p>
     <w:p>
       <w:r>
-        <w:t>Усередині одного simulation-кроку збираємо сигнали завершення і тільки потім приймаємо рішення: смертельна шкода має пріоритет над фінішем. Після фіксації Win або Lose повторні сигнали ігноруються.</w:t>
+        <w:t>GameManager накопичує сигнали завершення до LateUpdate: смертельна шкода має пріоритет над фінішем. У Ready додатковий прапорець IsPreparing блокує Start до завершення async-підготовки; це не п’ятий стан GameState.</w:t>
       </w:r>
     </w:p>
     <w:p>
@@ -183,6 +178,10 @@
         <w:pStyle w:val="Heading1"/>
       </w:pPr>
       <w:r>
+        <w:rPr>
+          <w:color w:val="000000"/>
+          <w:u w:val="none"/>
+        </w:rPr>
         <w:t>Один постріл</w:t>
       </w:r>
     </w:p>
@@ -240,7 +239,7 @@
     </w:p>
     <w:p>
       <w:r>
-        <w:t>Ініціалізуємо кулю до активації, щоб вона не виконала один кадр із попередньою позицією чи ціллю.</w:t>
+        <w:t>Реальна точка входу — TurretController викликає ProjectilePool.Fire. Пул отримує екземпляр і викликає Projectile.Launch з поточною позицією та напрямом ствола. Launch ініціалізує кулю до її активації, перевіряє відрізок ствола й початкове перекриття; далі Projectile виконує sweep і повертається у пул.</w:t>
       </w:r>
     </w:p>
     <w:p>
@@ -248,6 +247,10 @@
         <w:pStyle w:val="Heading1"/>
       </w:pPr>
       <w:r>
+        <w:rPr>
+          <w:color w:val="000000"/>
+          <w:u w:val="none"/>
+        </w:rPr>
         <w:t>Події та їхні власники</w:t>
       </w:r>
     </w:p>
@@ -258,12 +261,12 @@
         <w:tblLayout w:type="fixed"/>
         <w:tblLook w:firstColumn="1" w:firstRow="1" w:lastColumn="0" w:lastRow="0" w:noHBand="0" w:noVBand="1" w:val="04A0"/>
         <w:tblBorders>
-          <w:top w:val="single" w:sz="5" w:color="D9D9D9"/>
-          <w:left w:val="single" w:sz="5" w:color="D9D9D9"/>
-          <w:bottom w:val="single" w:sz="5" w:color="D9D9D9"/>
-          <w:right w:val="single" w:sz="5" w:color="D9D9D9"/>
-          <w:insideH w:val="single" w:sz="5" w:color="D9D9D9"/>
-          <w:insideV w:val="single" w:sz="5" w:color="D9D9D9"/>
+          <w:top w:val="single" w:sz="4" w:color="D9D9D9"/>
+          <w:left w:val="single" w:sz="4" w:color="D9D9D9"/>
+          <w:bottom w:val="single" w:sz="4" w:color="D9D9D9"/>
+          <w:right w:val="single" w:sz="4" w:color="D9D9D9"/>
+          <w:insideH w:val="single" w:sz="4" w:color="D9D9D9"/>
+          <w:insideV w:val="single" w:sz="4" w:color="D9D9D9"/>
         </w:tblBorders>
       </w:tblPr>
       <w:tblGrid>
@@ -282,17 +285,17 @@
             <w:tcW w:type="dxa" w:w="2318"/>
             <w:vAlign w:val="center"/>
             <w:tcMar>
-              <w:top w:w="95" w:type="dxa"/>
-              <w:bottom w:w="95" w:type="dxa"/>
-              <w:left w:w="110" w:type="dxa"/>
-              <w:right w:w="110" w:type="dxa"/>
+              <w:top w:w="80" w:type="dxa"/>
+              <w:bottom w:w="80" w:type="dxa"/>
+              <w:left w:w="100" w:type="dxa"/>
+              <w:right w:w="100" w:type="dxa"/>
             </w:tcMar>
             <w:shd w:fill="24445C"/>
           </w:tcPr>
           <w:p>
             <w:pPr>
               <w:keepNext/>
-              <w:spacing w:line="250" w:lineRule="auto" w:after="20"/>
+              <w:spacing w:line="252" w:lineRule="auto" w:after="60" w:before="0"/>
             </w:pPr>
             <w:r>
               <w:rPr>
@@ -309,17 +312,17 @@
             <w:tcW w:type="dxa" w:w="1814"/>
             <w:vAlign w:val="center"/>
             <w:tcMar>
-              <w:top w:w="95" w:type="dxa"/>
-              <w:bottom w:w="95" w:type="dxa"/>
-              <w:left w:w="110" w:type="dxa"/>
-              <w:right w:w="110" w:type="dxa"/>
+              <w:top w:w="80" w:type="dxa"/>
+              <w:bottom w:w="80" w:type="dxa"/>
+              <w:left w:w="100" w:type="dxa"/>
+              <w:right w:w="100" w:type="dxa"/>
             </w:tcMar>
             <w:shd w:fill="24445C"/>
           </w:tcPr>
           <w:p>
             <w:pPr>
               <w:keepNext/>
-              <w:spacing w:line="250" w:lineRule="auto" w:after="20"/>
+              <w:spacing w:line="252" w:lineRule="auto" w:after="60" w:before="0"/>
             </w:pPr>
             <w:r>
               <w:rPr>
@@ -336,17 +339,17 @@
             <w:tcW w:type="dxa" w:w="2822"/>
             <w:vAlign w:val="center"/>
             <w:tcMar>
-              <w:top w:w="95" w:type="dxa"/>
-              <w:bottom w:w="95" w:type="dxa"/>
-              <w:left w:w="110" w:type="dxa"/>
-              <w:right w:w="110" w:type="dxa"/>
+              <w:top w:w="80" w:type="dxa"/>
+              <w:bottom w:w="80" w:type="dxa"/>
+              <w:left w:w="100" w:type="dxa"/>
+              <w:right w:w="100" w:type="dxa"/>
             </w:tcMar>
             <w:shd w:fill="24445C"/>
           </w:tcPr>
           <w:p>
             <w:pPr>
               <w:keepNext/>
-              <w:spacing w:line="250" w:lineRule="auto" w:after="20"/>
+              <w:spacing w:line="252" w:lineRule="auto" w:after="60" w:before="0"/>
             </w:pPr>
             <w:r>
               <w:rPr>
@@ -363,17 +366,17 @@
             <w:tcW w:type="dxa" w:w="3125"/>
             <w:vAlign w:val="center"/>
             <w:tcMar>
-              <w:top w:w="95" w:type="dxa"/>
-              <w:bottom w:w="95" w:type="dxa"/>
-              <w:left w:w="110" w:type="dxa"/>
-              <w:right w:w="110" w:type="dxa"/>
+              <w:top w:w="80" w:type="dxa"/>
+              <w:bottom w:w="80" w:type="dxa"/>
+              <w:left w:w="100" w:type="dxa"/>
+              <w:right w:w="100" w:type="dxa"/>
             </w:tcMar>
             <w:shd w:fill="24445C"/>
           </w:tcPr>
           <w:p>
             <w:pPr>
               <w:keepNext/>
-              <w:spacing w:line="250" w:lineRule="auto" w:after="20"/>
+              <w:spacing w:line="252" w:lineRule="auto" w:after="60" w:before="0"/>
             </w:pPr>
             <w:r>
               <w:rPr>
@@ -395,23 +398,22 @@
             <w:tcW w:type="dxa" w:w="2318"/>
             <w:vAlign w:val="center"/>
             <w:tcMar>
-              <w:top w:w="95" w:type="dxa"/>
-              <w:bottom w:w="95" w:type="dxa"/>
-              <w:left w:w="110" w:type="dxa"/>
-              <w:right w:w="110" w:type="dxa"/>
+              <w:top w:w="80" w:type="dxa"/>
+              <w:bottom w:w="80" w:type="dxa"/>
+              <w:left w:w="100" w:type="dxa"/>
+              <w:right w:w="100" w:type="dxa"/>
             </w:tcMar>
             <w:shd w:fill="F0F4F7"/>
           </w:tcPr>
           <w:p>
             <w:pPr>
-              <w:keepNext w:val="0"/>
-              <w:spacing w:line="250" w:lineRule="auto" w:after="20"/>
+              <w:spacing w:after="60" w:before="0" w:line="252" w:lineRule="auto"/>
             </w:pPr>
             <w:r>
               <w:rPr>
                 <w:sz w:val="20"/>
               </w:rPr>
-              <w:t>StateChanged</w:t>
+              <w:t>StateChanged(GameState)</w:t>
             </w:r>
           </w:p>
         </w:tc>
@@ -420,17 +422,16 @@
             <w:tcW w:type="dxa" w:w="1814"/>
             <w:vAlign w:val="center"/>
             <w:tcMar>
-              <w:top w:w="95" w:type="dxa"/>
-              <w:bottom w:w="95" w:type="dxa"/>
-              <w:left w:w="110" w:type="dxa"/>
-              <w:right w:w="110" w:type="dxa"/>
+              <w:top w:w="80" w:type="dxa"/>
+              <w:bottom w:w="80" w:type="dxa"/>
+              <w:left w:w="100" w:type="dxa"/>
+              <w:right w:w="100" w:type="dxa"/>
             </w:tcMar>
             <w:shd w:fill="F0F4F7"/>
           </w:tcPr>
           <w:p>
             <w:pPr>
-              <w:keepNext w:val="0"/>
-              <w:spacing w:line="250" w:lineRule="auto" w:after="20"/>
+              <w:spacing w:after="60" w:before="0" w:line="252" w:lineRule="auto"/>
             </w:pPr>
             <w:r>
               <w:rPr>
@@ -445,23 +446,22 @@
             <w:tcW w:type="dxa" w:w="2822"/>
             <w:vAlign w:val="center"/>
             <w:tcMar>
-              <w:top w:w="95" w:type="dxa"/>
-              <w:bottom w:w="95" w:type="dxa"/>
-              <w:left w:w="110" w:type="dxa"/>
-              <w:right w:w="110" w:type="dxa"/>
+              <w:top w:w="80" w:type="dxa"/>
+              <w:bottom w:w="80" w:type="dxa"/>
+              <w:left w:w="100" w:type="dxa"/>
+              <w:right w:w="100" w:type="dxa"/>
             </w:tcMar>
             <w:shd w:fill="F0F4F7"/>
           </w:tcPr>
           <w:p>
             <w:pPr>
-              <w:keepNext w:val="0"/>
-              <w:spacing w:line="250" w:lineRule="auto" w:after="20"/>
+              <w:spacing w:after="60" w:before="0" w:line="252" w:lineRule="auto"/>
             </w:pPr>
             <w:r>
               <w:rPr>
                 <w:sz w:val="20"/>
               </w:rPr>
-              <w:t>GameUI; керування активністю через bootstrap</w:t>
+              <w:t>GameBootstrap; GameAudio</w:t>
             </w:r>
           </w:p>
         </w:tc>
@@ -470,23 +470,22 @@
             <w:tcW w:type="dxa" w:w="3125"/>
             <w:vAlign w:val="center"/>
             <w:tcMar>
-              <w:top w:w="95" w:type="dxa"/>
-              <w:bottom w:w="95" w:type="dxa"/>
-              <w:left w:w="110" w:type="dxa"/>
-              <w:right w:w="110" w:type="dxa"/>
+              <w:top w:w="80" w:type="dxa"/>
+              <w:bottom w:w="80" w:type="dxa"/>
+              <w:left w:w="100" w:type="dxa"/>
+              <w:right w:w="100" w:type="dxa"/>
             </w:tcMar>
             <w:shd w:fill="F0F4F7"/>
           </w:tcPr>
           <w:p>
             <w:pPr>
-              <w:keepNext w:val="0"/>
-              <w:spacing w:line="250" w:lineRule="auto" w:after="20"/>
+              <w:spacing w:after="60" w:before="0" w:line="252" w:lineRule="auto"/>
             </w:pPr>
             <w:r>
               <w:rPr>
                 <w:sz w:val="20"/>
               </w:rPr>
-              <w:t>Оновити подачу стану без UI-коду в правилах гри</w:t>
+              <w:t>Увімкнути рух, стрільбу й AI; передати стан у UI та звук</w:t>
             </w:r>
           </w:p>
         </w:tc>
@@ -500,17 +499,16 @@
             <w:tcW w:type="dxa" w:w="2318"/>
             <w:vAlign w:val="center"/>
             <w:tcMar>
-              <w:top w:w="95" w:type="dxa"/>
-              <w:bottom w:w="95" w:type="dxa"/>
-              <w:left w:w="110" w:type="dxa"/>
-              <w:right w:w="110" w:type="dxa"/>
+              <w:top w:w="80" w:type="dxa"/>
+              <w:bottom w:w="80" w:type="dxa"/>
+              <w:left w:w="100" w:type="dxa"/>
+              <w:right w:w="100" w:type="dxa"/>
             </w:tcMar>
             <w:shd w:fill="FFFFFF"/>
           </w:tcPr>
           <w:p>
             <w:pPr>
-              <w:keepNext w:val="0"/>
-              <w:spacing w:line="250" w:lineRule="auto" w:after="20"/>
+              <w:spacing w:after="60" w:before="0" w:line="252" w:lineRule="auto"/>
             </w:pPr>
             <w:r>
               <w:rPr>
@@ -525,17 +523,16 @@
             <w:tcW w:type="dxa" w:w="1814"/>
             <w:vAlign w:val="center"/>
             <w:tcMar>
-              <w:top w:w="95" w:type="dxa"/>
-              <w:bottom w:w="95" w:type="dxa"/>
-              <w:left w:w="110" w:type="dxa"/>
-              <w:right w:w="110" w:type="dxa"/>
+              <w:top w:w="80" w:type="dxa"/>
+              <w:bottom w:w="80" w:type="dxa"/>
+              <w:left w:w="100" w:type="dxa"/>
+              <w:right w:w="100" w:type="dxa"/>
             </w:tcMar>
             <w:shd w:fill="FFFFFF"/>
           </w:tcPr>
           <w:p>
             <w:pPr>
-              <w:keepNext w:val="0"/>
-              <w:spacing w:line="250" w:lineRule="auto" w:after="20"/>
+              <w:spacing w:after="60" w:before="0" w:line="252" w:lineRule="auto"/>
             </w:pPr>
             <w:r>
               <w:rPr>
@@ -550,23 +547,22 @@
             <w:tcW w:type="dxa" w:w="2822"/>
             <w:vAlign w:val="center"/>
             <w:tcMar>
-              <w:top w:w="95" w:type="dxa"/>
-              <w:bottom w:w="95" w:type="dxa"/>
-              <w:left w:w="110" w:type="dxa"/>
-              <w:right w:w="110" w:type="dxa"/>
+              <w:top w:w="80" w:type="dxa"/>
+              <w:bottom w:w="80" w:type="dxa"/>
+              <w:left w:w="100" w:type="dxa"/>
+              <w:right w:w="100" w:type="dxa"/>
             </w:tcMar>
             <w:shd w:fill="FFFFFF"/>
           </w:tcPr>
           <w:p>
             <w:pPr>
-              <w:keepNext w:val="0"/>
-              <w:spacing w:line="250" w:lineRule="auto" w:after="20"/>
+              <w:spacing w:after="60" w:before="0" w:line="252" w:lineRule="auto"/>
             </w:pPr>
             <w:r>
               <w:rPr>
                 <w:sz w:val="20"/>
               </w:rPr>
-              <w:t>GameUI / візуальний feedback</w:t>
+              <w:t>GameBootstrap → GameUI; локальні HP-bars</w:t>
             </w:r>
           </w:p>
         </w:tc>
@@ -575,23 +571,22 @@
             <w:tcW w:type="dxa" w:w="3125"/>
             <w:vAlign w:val="center"/>
             <w:tcMar>
-              <w:top w:w="95" w:type="dxa"/>
-              <w:bottom w:w="95" w:type="dxa"/>
-              <w:left w:w="110" w:type="dxa"/>
-              <w:right w:w="110" w:type="dxa"/>
+              <w:top w:w="80" w:type="dxa"/>
+              <w:bottom w:w="80" w:type="dxa"/>
+              <w:left w:w="100" w:type="dxa"/>
+              <w:right w:w="100" w:type="dxa"/>
             </w:tcMar>
             <w:shd w:fill="FFFFFF"/>
           </w:tcPr>
           <w:p>
             <w:pPr>
-              <w:keepNext w:val="0"/>
-              <w:spacing w:line="250" w:lineRule="auto" w:after="20"/>
+              <w:spacing w:after="60" w:before="0" w:line="252" w:lineRule="auto"/>
             </w:pPr>
             <w:r>
               <w:rPr>
                 <w:sz w:val="20"/>
               </w:rPr>
-              <w:t>Не опитувати HP щокадру</w:t>
+              <w:t>Оновити здоров’я без щокадрового опитування</w:t>
             </w:r>
           </w:p>
         </w:tc>
@@ -605,17 +600,16 @@
             <w:tcW w:type="dxa" w:w="2318"/>
             <w:vAlign w:val="center"/>
             <w:tcMar>
-              <w:top w:w="95" w:type="dxa"/>
-              <w:bottom w:w="95" w:type="dxa"/>
-              <w:left w:w="110" w:type="dxa"/>
-              <w:right w:w="110" w:type="dxa"/>
+              <w:top w:w="80" w:type="dxa"/>
+              <w:bottom w:w="80" w:type="dxa"/>
+              <w:left w:w="100" w:type="dxa"/>
+              <w:right w:w="100" w:type="dxa"/>
             </w:tcMar>
             <w:shd w:fill="F0F4F7"/>
           </w:tcPr>
           <w:p>
             <w:pPr>
-              <w:keepNext w:val="0"/>
-              <w:spacing w:line="250" w:lineRule="auto" w:after="20"/>
+              <w:spacing w:after="60" w:before="0" w:line="252" w:lineRule="auto"/>
             </w:pPr>
             <w:r>
               <w:rPr>
@@ -630,17 +624,16 @@
             <w:tcW w:type="dxa" w:w="1814"/>
             <w:vAlign w:val="center"/>
             <w:tcMar>
-              <w:top w:w="95" w:type="dxa"/>
-              <w:bottom w:w="95" w:type="dxa"/>
-              <w:left w:w="110" w:type="dxa"/>
-              <w:right w:w="110" w:type="dxa"/>
+              <w:top w:w="80" w:type="dxa"/>
+              <w:bottom w:w="80" w:type="dxa"/>
+              <w:left w:w="100" w:type="dxa"/>
+              <w:right w:w="100" w:type="dxa"/>
             </w:tcMar>
             <w:shd w:fill="F0F4F7"/>
           </w:tcPr>
           <w:p>
             <w:pPr>
-              <w:keepNext w:val="0"/>
-              <w:spacing w:line="250" w:lineRule="auto" w:after="20"/>
+              <w:spacing w:after="60" w:before="0" w:line="252" w:lineRule="auto"/>
             </w:pPr>
             <w:r>
               <w:rPr>
@@ -655,23 +648,22 @@
             <w:tcW w:type="dxa" w:w="2822"/>
             <w:vAlign w:val="center"/>
             <w:tcMar>
-              <w:top w:w="95" w:type="dxa"/>
-              <w:bottom w:w="95" w:type="dxa"/>
-              <w:left w:w="110" w:type="dxa"/>
-              <w:right w:w="110" w:type="dxa"/>
+              <w:top w:w="80" w:type="dxa"/>
+              <w:bottom w:w="80" w:type="dxa"/>
+              <w:left w:w="100" w:type="dxa"/>
+              <w:right w:w="100" w:type="dxa"/>
             </w:tcMar>
             <w:shd w:fill="F0F4F7"/>
           </w:tcPr>
           <w:p>
             <w:pPr>
-              <w:keepNext w:val="0"/>
-              <w:spacing w:line="250" w:lineRule="auto" w:after="20"/>
+              <w:spacing w:after="60" w:before="0" w:line="252" w:lineRule="auto"/>
             </w:pPr>
             <w:r>
               <w:rPr>
                 <w:sz w:val="20"/>
               </w:rPr>
-              <w:t>GameManager для машини; EnemyAI для ворога</w:t>
+              <w:t>GameBootstrap → RequestLoss; EnemyAI; Spawner</w:t>
             </w:r>
           </w:p>
         </w:tc>
@@ -680,23 +672,22 @@
             <w:tcW w:type="dxa" w:w="3125"/>
             <w:vAlign w:val="center"/>
             <w:tcMar>
-              <w:top w:w="95" w:type="dxa"/>
-              <w:bottom w:w="95" w:type="dxa"/>
-              <w:left w:w="110" w:type="dxa"/>
-              <w:right w:w="110" w:type="dxa"/>
+              <w:top w:w="80" w:type="dxa"/>
+              <w:bottom w:w="80" w:type="dxa"/>
+              <w:left w:w="100" w:type="dxa"/>
+              <w:right w:w="100" w:type="dxa"/>
             </w:tcMar>
             <w:shd w:fill="F0F4F7"/>
           </w:tcPr>
           <w:p>
             <w:pPr>
-              <w:keepNext w:val="0"/>
-              <w:spacing w:line="250" w:lineRule="auto" w:after="20"/>
+              <w:spacing w:after="60" w:before="0" w:line="252" w:lineRule="auto"/>
             </w:pPr>
             <w:r>
               <w:rPr>
                 <w:sz w:val="20"/>
               </w:rPr>
-              <w:t>Розділити факт смерті та її наслідки</w:t>
+              <w:t>Зафіксувати смерть, припинити атаку й порахувати вбитих</w:t>
             </w:r>
           </w:p>
         </w:tc>
@@ -710,17 +701,16 @@
             <w:tcW w:type="dxa" w:w="2318"/>
             <w:vAlign w:val="center"/>
             <w:tcMar>
-              <w:top w:w="95" w:type="dxa"/>
-              <w:bottom w:w="95" w:type="dxa"/>
-              <w:left w:w="110" w:type="dxa"/>
-              <w:right w:w="110" w:type="dxa"/>
+              <w:top w:w="80" w:type="dxa"/>
+              <w:bottom w:w="80" w:type="dxa"/>
+              <w:left w:w="100" w:type="dxa"/>
+              <w:right w:w="100" w:type="dxa"/>
             </w:tcMar>
             <w:shd w:fill="FFFFFF"/>
           </w:tcPr>
           <w:p>
             <w:pPr>
-              <w:keepNext w:val="0"/>
-              <w:spacing w:line="250" w:lineRule="auto" w:after="20"/>
+              <w:spacing w:after="60" w:before="0" w:line="252" w:lineRule="auto"/>
             </w:pPr>
             <w:r>
               <w:rPr>
@@ -735,17 +725,16 @@
             <w:tcW w:type="dxa" w:w="1814"/>
             <w:vAlign w:val="center"/>
             <w:tcMar>
-              <w:top w:w="95" w:type="dxa"/>
-              <w:bottom w:w="95" w:type="dxa"/>
-              <w:left w:w="110" w:type="dxa"/>
-              <w:right w:w="110" w:type="dxa"/>
+              <w:top w:w="80" w:type="dxa"/>
+              <w:bottom w:w="80" w:type="dxa"/>
+              <w:left w:w="100" w:type="dxa"/>
+              <w:right w:w="100" w:type="dxa"/>
             </w:tcMar>
             <w:shd w:fill="FFFFFF"/>
           </w:tcPr>
           <w:p>
             <w:pPr>
-              <w:keepNext w:val="0"/>
-              <w:spacing w:line="250" w:lineRule="auto" w:after="20"/>
+              <w:spacing w:after="60" w:before="0" w:line="252" w:lineRule="auto"/>
             </w:pPr>
             <w:r>
               <w:rPr>
@@ -760,23 +749,22 @@
             <w:tcW w:type="dxa" w:w="2822"/>
             <w:vAlign w:val="center"/>
             <w:tcMar>
-              <w:top w:w="95" w:type="dxa"/>
-              <w:bottom w:w="95" w:type="dxa"/>
-              <w:left w:w="110" w:type="dxa"/>
-              <w:right w:w="110" w:type="dxa"/>
+              <w:top w:w="80" w:type="dxa"/>
+              <w:bottom w:w="80" w:type="dxa"/>
+              <w:left w:w="100" w:type="dxa"/>
+              <w:right w:w="100" w:type="dxa"/>
             </w:tcMar>
             <w:shd w:fill="FFFFFF"/>
           </w:tcPr>
           <w:p>
             <w:pPr>
-              <w:keepNext w:val="0"/>
-              <w:spacing w:line="250" w:lineRule="auto" w:after="20"/>
+              <w:spacing w:after="60" w:before="0" w:line="252" w:lineRule="auto"/>
             </w:pPr>
             <w:r>
               <w:rPr>
                 <w:sz w:val="20"/>
               </w:rPr>
-              <w:t>GameManager</w:t>
+              <w:t>GameBootstrap → GameManager.RequestWin</w:t>
             </w:r>
           </w:p>
         </w:tc>
@@ -785,23 +773,22 @@
             <w:tcW w:type="dxa" w:w="3125"/>
             <w:vAlign w:val="center"/>
             <w:tcMar>
-              <w:top w:w="95" w:type="dxa"/>
-              <w:bottom w:w="95" w:type="dxa"/>
-              <w:left w:w="110" w:type="dxa"/>
-              <w:right w:w="110" w:type="dxa"/>
+              <w:top w:w="80" w:type="dxa"/>
+              <w:bottom w:w="80" w:type="dxa"/>
+              <w:left w:w="100" w:type="dxa"/>
+              <w:right w:w="100" w:type="dxa"/>
             </w:tcMar>
             <w:shd w:fill="FFFFFF"/>
           </w:tcPr>
           <w:p>
             <w:pPr>
-              <w:keepNext w:val="0"/>
-              <w:spacing w:line="250" w:lineRule="auto" w:after="20"/>
+              <w:spacing w:after="60" w:before="0" w:line="252" w:lineRule="auto"/>
             </w:pPr>
             <w:r>
               <w:rPr>
                 <w:sz w:val="20"/>
               </w:rPr>
-              <w:t>Машина знає координати; GameManager вирішує результат</w:t>
+              <w:t>Передати факт фінішу; результат вирішує GameManager</w:t>
             </w:r>
           </w:p>
         </w:tc>
@@ -815,17 +802,16 @@
             <w:tcW w:type="dxa" w:w="2318"/>
             <w:vAlign w:val="center"/>
             <w:tcMar>
-              <w:top w:w="95" w:type="dxa"/>
-              <w:bottom w:w="95" w:type="dxa"/>
-              <w:left w:w="110" w:type="dxa"/>
-              <w:right w:w="110" w:type="dxa"/>
+              <w:top w:w="80" w:type="dxa"/>
+              <w:bottom w:w="80" w:type="dxa"/>
+              <w:left w:w="100" w:type="dxa"/>
+              <w:right w:w="100" w:type="dxa"/>
             </w:tcMar>
             <w:shd w:fill="F0F4F7"/>
           </w:tcPr>
           <w:p>
             <w:pPr>
-              <w:keepNext w:val="0"/>
-              <w:spacing w:line="250" w:lineRule="auto" w:after="20"/>
+              <w:spacing w:after="60" w:before="0" w:line="252" w:lineRule="auto"/>
             </w:pPr>
             <w:r>
               <w:rPr>
@@ -840,17 +826,16 @@
             <w:tcW w:type="dxa" w:w="1814"/>
             <w:vAlign w:val="center"/>
             <w:tcMar>
-              <w:top w:w="95" w:type="dxa"/>
-              <w:bottom w:w="95" w:type="dxa"/>
-              <w:left w:w="110" w:type="dxa"/>
-              <w:right w:w="110" w:type="dxa"/>
+              <w:top w:w="80" w:type="dxa"/>
+              <w:bottom w:w="80" w:type="dxa"/>
+              <w:left w:w="100" w:type="dxa"/>
+              <w:right w:w="100" w:type="dxa"/>
             </w:tcMar>
             <w:shd w:fill="F0F4F7"/>
           </w:tcPr>
           <w:p>
             <w:pPr>
-              <w:keepNext w:val="0"/>
-              <w:spacing w:line="250" w:lineRule="auto" w:after="20"/>
+              <w:spacing w:after="60" w:before="0" w:line="252" w:lineRule="auto"/>
             </w:pPr>
             <w:r>
               <w:rPr>
@@ -865,23 +850,22 @@
             <w:tcW w:type="dxa" w:w="2822"/>
             <w:vAlign w:val="center"/>
             <w:tcMar>
-              <w:top w:w="95" w:type="dxa"/>
-              <w:bottom w:w="95" w:type="dxa"/>
-              <w:left w:w="110" w:type="dxa"/>
-              <w:right w:w="110" w:type="dxa"/>
+              <w:top w:w="80" w:type="dxa"/>
+              <w:bottom w:w="80" w:type="dxa"/>
+              <w:left w:w="100" w:type="dxa"/>
+              <w:right w:w="100" w:type="dxa"/>
             </w:tcMar>
             <w:shd w:fill="F0F4F7"/>
           </w:tcPr>
           <w:p>
             <w:pPr>
-              <w:keepNext w:val="0"/>
-              <w:spacing w:line="250" w:lineRule="auto" w:after="20"/>
+              <w:spacing w:after="60" w:before="0" w:line="252" w:lineRule="auto"/>
             </w:pPr>
             <w:r>
               <w:rPr>
                 <w:sz w:val="20"/>
               </w:rPr>
-              <w:t>GameUI</w:t>
+              <w:t>GameBootstrap → GameUI.ShowProgress</w:t>
             </w:r>
           </w:p>
         </w:tc>
@@ -890,23 +874,402 @@
             <w:tcW w:type="dxa" w:w="3125"/>
             <w:vAlign w:val="center"/>
             <w:tcMar>
-              <w:top w:w="95" w:type="dxa"/>
-              <w:bottom w:w="95" w:type="dxa"/>
-              <w:left w:w="110" w:type="dxa"/>
-              <w:right w:w="110" w:type="dxa"/>
+              <w:top w:w="80" w:type="dxa"/>
+              <w:bottom w:w="80" w:type="dxa"/>
+              <w:left w:w="100" w:type="dxa"/>
+              <w:right w:w="100" w:type="dxa"/>
             </w:tcMar>
             <w:shd w:fill="F0F4F7"/>
           </w:tcPr>
           <w:p>
             <w:pPr>
-              <w:keepNext w:val="0"/>
-              <w:spacing w:line="250" w:lineRule="auto" w:after="20"/>
+              <w:spacing w:after="60" w:before="0" w:line="252" w:lineRule="auto"/>
             </w:pPr>
             <w:r>
               <w:rPr>
                 <w:sz w:val="20"/>
               </w:rPr>
-              <w:t>Показувати прогрес, не давати UI керувати рухом</w:t>
+              <w:t>Показувати пройдену частку маршруту</w:t>
+            </w:r>
+          </w:p>
+        </w:tc>
+      </w:tr>
+      <w:tr>
+        <w:trPr/>
+        <w:tc>
+          <w:tcPr>
+            <w:tcW w:type="dxa" w:w="2318"/>
+            <w:vAlign w:val="center"/>
+            <w:tcMar>
+              <w:top w:w="80" w:type="dxa"/>
+              <w:bottom w:w="80" w:type="dxa"/>
+              <w:left w:w="100" w:type="dxa"/>
+              <w:right w:w="100" w:type="dxa"/>
+            </w:tcMar>
+          </w:tcPr>
+          <w:p>
+            <w:pPr>
+              <w:spacing w:after="60" w:before="0" w:line="252" w:lineRule="auto"/>
+            </w:pPr>
+            <w:r>
+              <w:rPr>
+                <w:sz w:val="20"/>
+              </w:rPr>
+              <w:t>Pressed / AimDelta / PointerAim</w:t>
+            </w:r>
+          </w:p>
+        </w:tc>
+        <w:tc>
+          <w:tcPr>
+            <w:tcW w:type="dxa" w:w="1814"/>
+            <w:vAlign w:val="center"/>
+            <w:tcMar>
+              <w:top w:w="80" w:type="dxa"/>
+              <w:bottom w:w="80" w:type="dxa"/>
+              <w:left w:w="100" w:type="dxa"/>
+              <w:right w:w="100" w:type="dxa"/>
+            </w:tcMar>
+          </w:tcPr>
+          <w:p>
+            <w:pPr>
+              <w:spacing w:after="60" w:before="0" w:line="252" w:lineRule="auto"/>
+            </w:pPr>
+            <w:r>
+              <w:rPr>
+                <w:sz w:val="20"/>
+              </w:rPr>
+              <w:t>InputReader</w:t>
+            </w:r>
+          </w:p>
+        </w:tc>
+        <w:tc>
+          <w:tcPr>
+            <w:tcW w:type="dxa" w:w="2822"/>
+            <w:vAlign w:val="center"/>
+            <w:tcMar>
+              <w:top w:w="80" w:type="dxa"/>
+              <w:bottom w:w="80" w:type="dxa"/>
+              <w:left w:w="100" w:type="dxa"/>
+              <w:right w:w="100" w:type="dxa"/>
+            </w:tcMar>
+          </w:tcPr>
+          <w:p>
+            <w:pPr>
+              <w:spacing w:after="60" w:before="0" w:line="252" w:lineRule="auto"/>
+            </w:pPr>
+            <w:r>
+              <w:rPr>
+                <w:sz w:val="20"/>
+              </w:rPr>
+              <w:t>GameBootstrap</w:t>
+            </w:r>
+          </w:p>
+        </w:tc>
+        <w:tc>
+          <w:tcPr>
+            <w:tcW w:type="dxa" w:w="3125"/>
+            <w:vAlign w:val="center"/>
+            <w:tcMar>
+              <w:top w:w="80" w:type="dxa"/>
+              <w:bottom w:w="80" w:type="dxa"/>
+              <w:left w:w="100" w:type="dxa"/>
+              <w:right w:w="100" w:type="dxa"/>
+            </w:tcMar>
+          </w:tcPr>
+          <w:p>
+            <w:pPr>
+              <w:spacing w:after="60" w:before="0" w:line="252" w:lineRule="auto"/>
+            </w:pPr>
+            <w:r>
+              <w:rPr>
+                <w:sz w:val="20"/>
+              </w:rPr>
+              <w:t>Розділити старт, touch drag і наведення мишею</w:t>
+            </w:r>
+          </w:p>
+        </w:tc>
+      </w:tr>
+      <w:tr>
+        <w:trPr/>
+        <w:tc>
+          <w:tcPr>
+            <w:tcW w:type="dxa" w:w="2318"/>
+            <w:vAlign w:val="center"/>
+            <w:tcMar>
+              <w:top w:w="80" w:type="dxa"/>
+              <w:bottom w:w="80" w:type="dxa"/>
+              <w:left w:w="100" w:type="dxa"/>
+              <w:right w:w="100" w:type="dxa"/>
+            </w:tcMar>
+          </w:tcPr>
+          <w:p>
+            <w:pPr>
+              <w:spacing w:after="60" w:before="0" w:line="252" w:lineRule="auto"/>
+            </w:pPr>
+            <w:r>
+              <w:rPr>
+                <w:sz w:val="20"/>
+              </w:rPr>
+              <w:t>ResetRequested</w:t>
+            </w:r>
+          </w:p>
+        </w:tc>
+        <w:tc>
+          <w:tcPr>
+            <w:tcW w:type="dxa" w:w="1814"/>
+            <w:vAlign w:val="center"/>
+            <w:tcMar>
+              <w:top w:w="80" w:type="dxa"/>
+              <w:bottom w:w="80" w:type="dxa"/>
+              <w:left w:w="100" w:type="dxa"/>
+              <w:right w:w="100" w:type="dxa"/>
+            </w:tcMar>
+          </w:tcPr>
+          <w:p>
+            <w:pPr>
+              <w:spacing w:after="60" w:before="0" w:line="252" w:lineRule="auto"/>
+            </w:pPr>
+            <w:r>
+              <w:rPr>
+                <w:sz w:val="20"/>
+              </w:rPr>
+              <w:t>GameManager</w:t>
+            </w:r>
+          </w:p>
+        </w:tc>
+        <w:tc>
+          <w:tcPr>
+            <w:tcW w:type="dxa" w:w="2822"/>
+            <w:vAlign w:val="center"/>
+            <w:tcMar>
+              <w:top w:w="80" w:type="dxa"/>
+              <w:bottom w:w="80" w:type="dxa"/>
+              <w:left w:w="100" w:type="dxa"/>
+              <w:right w:w="100" w:type="dxa"/>
+            </w:tcMar>
+          </w:tcPr>
+          <w:p>
+            <w:pPr>
+              <w:spacing w:after="60" w:before="0" w:line="252" w:lineRule="auto"/>
+            </w:pPr>
+            <w:r>
+              <w:rPr>
+                <w:sz w:val="20"/>
+              </w:rPr>
+              <w:t>GameBootstrap</w:t>
+            </w:r>
+          </w:p>
+        </w:tc>
+        <w:tc>
+          <w:tcPr>
+            <w:tcW w:type="dxa" w:w="3125"/>
+            <w:vAlign w:val="center"/>
+            <w:tcMar>
+              <w:top w:w="80" w:type="dxa"/>
+              <w:bottom w:w="80" w:type="dxa"/>
+              <w:left w:w="100" w:type="dxa"/>
+              <w:right w:w="100" w:type="dxa"/>
+            </w:tcMar>
+          </w:tcPr>
+          <w:p>
+            <w:pPr>
+              <w:spacing w:after="60" w:before="0" w:line="252" w:lineRule="auto"/>
+            </w:pPr>
+            <w:r>
+              <w:rPr>
+                <w:sz w:val="20"/>
+              </w:rPr>
+              <w:t>Запустити async-підготовку під контролем lifetime</w:t>
+            </w:r>
+          </w:p>
+        </w:tc>
+      </w:tr>
+      <w:tr>
+        <w:trPr/>
+        <w:tc>
+          <w:tcPr>
+            <w:tcW w:type="dxa" w:w="2318"/>
+            <w:vAlign w:val="center"/>
+            <w:tcMar>
+              <w:top w:w="80" w:type="dxa"/>
+              <w:bottom w:w="80" w:type="dxa"/>
+              <w:left w:w="100" w:type="dxa"/>
+              <w:right w:w="100" w:type="dxa"/>
+            </w:tcMar>
+          </w:tcPr>
+          <w:p>
+            <w:pPr>
+              <w:spacing w:after="60" w:before="0" w:line="252" w:lineRule="auto"/>
+            </w:pPr>
+            <w:r>
+              <w:rPr>
+                <w:sz w:val="20"/>
+              </w:rPr>
+              <w:t>KillsChanged</w:t>
+            </w:r>
+          </w:p>
+        </w:tc>
+        <w:tc>
+          <w:tcPr>
+            <w:tcW w:type="dxa" w:w="1814"/>
+            <w:vAlign w:val="center"/>
+            <w:tcMar>
+              <w:top w:w="80" w:type="dxa"/>
+              <w:bottom w:w="80" w:type="dxa"/>
+              <w:left w:w="100" w:type="dxa"/>
+              <w:right w:w="100" w:type="dxa"/>
+            </w:tcMar>
+          </w:tcPr>
+          <w:p>
+            <w:pPr>
+              <w:spacing w:after="60" w:before="0" w:line="252" w:lineRule="auto"/>
+            </w:pPr>
+            <w:r>
+              <w:rPr>
+                <w:sz w:val="20"/>
+              </w:rPr>
+              <w:t>Spawner</w:t>
+            </w:r>
+          </w:p>
+        </w:tc>
+        <w:tc>
+          <w:tcPr>
+            <w:tcW w:type="dxa" w:w="2822"/>
+            <w:vAlign w:val="center"/>
+            <w:tcMar>
+              <w:top w:w="80" w:type="dxa"/>
+              <w:bottom w:w="80" w:type="dxa"/>
+              <w:left w:w="100" w:type="dxa"/>
+              <w:right w:w="100" w:type="dxa"/>
+            </w:tcMar>
+          </w:tcPr>
+          <w:p>
+            <w:pPr>
+              <w:spacing w:after="60" w:before="0" w:line="252" w:lineRule="auto"/>
+            </w:pPr>
+            <w:r>
+              <w:rPr>
+                <w:sz w:val="20"/>
+              </w:rPr>
+              <w:t>GameBootstrap → GameUI</w:t>
+            </w:r>
+          </w:p>
+        </w:tc>
+        <w:tc>
+          <w:tcPr>
+            <w:tcW w:type="dxa" w:w="3125"/>
+            <w:vAlign w:val="center"/>
+            <w:tcMar>
+              <w:top w:w="80" w:type="dxa"/>
+              <w:bottom w:w="80" w:type="dxa"/>
+              <w:left w:w="100" w:type="dxa"/>
+              <w:right w:w="100" w:type="dxa"/>
+            </w:tcMar>
+          </w:tcPr>
+          <w:p>
+            <w:pPr>
+              <w:spacing w:after="60" w:before="0" w:line="252" w:lineRule="auto"/>
+            </w:pPr>
+            <w:r>
+              <w:rPr>
+                <w:sz w:val="20"/>
+              </w:rPr>
+              <w:t>Оновити лічильник знищених ворогів</w:t>
+            </w:r>
+          </w:p>
+        </w:tc>
+      </w:tr>
+      <w:tr>
+        <w:trPr/>
+        <w:tc>
+          <w:tcPr>
+            <w:tcW w:type="dxa" w:w="2318"/>
+            <w:vAlign w:val="center"/>
+            <w:tcMar>
+              <w:top w:w="80" w:type="dxa"/>
+              <w:bottom w:w="80" w:type="dxa"/>
+              <w:left w:w="100" w:type="dxa"/>
+              <w:right w:w="100" w:type="dxa"/>
+            </w:tcMar>
+          </w:tcPr>
+          <w:p>
+            <w:pPr>
+              <w:spacing w:after="60" w:before="0" w:line="252" w:lineRule="auto"/>
+            </w:pPr>
+            <w:r>
+              <w:rPr>
+                <w:sz w:val="20"/>
+              </w:rPr>
+              <w:t>Damaged / Fired / Impact</w:t>
+            </w:r>
+          </w:p>
+        </w:tc>
+        <w:tc>
+          <w:tcPr>
+            <w:tcW w:type="dxa" w:w="1814"/>
+            <w:vAlign w:val="center"/>
+            <w:tcMar>
+              <w:top w:w="80" w:type="dxa"/>
+              <w:bottom w:w="80" w:type="dxa"/>
+              <w:left w:w="100" w:type="dxa"/>
+              <w:right w:w="100" w:type="dxa"/>
+            </w:tcMar>
+          </w:tcPr>
+          <w:p>
+            <w:pPr>
+              <w:spacing w:after="60" w:before="0" w:line="252" w:lineRule="auto"/>
+            </w:pPr>
+            <w:r>
+              <w:rPr>
+                <w:sz w:val="20"/>
+              </w:rPr>
+              <w:t>Health / TurretController / ProjectilePool</w:t>
+            </w:r>
+          </w:p>
+        </w:tc>
+        <w:tc>
+          <w:tcPr>
+            <w:tcW w:type="dxa" w:w="2822"/>
+            <w:vAlign w:val="center"/>
+            <w:tcMar>
+              <w:top w:w="80" w:type="dxa"/>
+              <w:bottom w:w="80" w:type="dxa"/>
+              <w:left w:w="100" w:type="dxa"/>
+              <w:right w:w="100" w:type="dxa"/>
+            </w:tcMar>
+          </w:tcPr>
+          <w:p>
+            <w:pPr>
+              <w:spacing w:after="60" w:before="0" w:line="252" w:lineRule="auto"/>
+            </w:pPr>
+            <w:r>
+              <w:rPr>
+                <w:sz w:val="20"/>
+              </w:rPr>
+              <w:t>Локальні feedback та звук</w:t>
+            </w:r>
+          </w:p>
+        </w:tc>
+        <w:tc>
+          <w:tcPr>
+            <w:tcW w:type="dxa" w:w="3125"/>
+            <w:vAlign w:val="center"/>
+            <w:tcMar>
+              <w:top w:w="80" w:type="dxa"/>
+              <w:bottom w:w="80" w:type="dxa"/>
+              <w:left w:w="100" w:type="dxa"/>
+              <w:right w:w="100" w:type="dxa"/>
+            </w:tcMar>
+          </w:tcPr>
+          <w:p>
+            <w:pPr>
+              <w:spacing w:after="60" w:before="0" w:line="252" w:lineRule="auto"/>
+            </w:pPr>
+            <w:r>
+              <w:rPr>
+                <w:sz w:val="20"/>
+              </w:rPr>
+              <w:t>Показати наслідок без зміни правил HP чи пострілу</w:t>
             </w:r>
           </w:p>
         </w:tc>
@@ -924,7 +1287,34 @@
     </w:p>
     <w:p>
       <w:r>
-        <w:t>Назви є запроєктованим контрактом. Після реалізації звіримо їх із реальними сигнатурами й шляхами C#-файлів.</w:t>
+        <w:t>Нижче наведені фактичні події. Центральні зв’язки встановлює GameBootstrap; локальні анімації та feedback мають власні парні підписки.</w:t>
+      </w:r>
+    </w:p>
+    <w:p>
+      <w:pPr>
+        <w:pStyle w:val="Heading1"/>
+      </w:pPr>
+      <w:r>
+        <w:rPr>
+          <w:color w:val="000000"/>
+          <w:u w:val="none"/>
+        </w:rPr>
+        <w:t>Підготовка та життєвий цикл залежностей</w:t>
+      </w:r>
+    </w:p>
+    <w:p>
+      <w:r>
+        <w:t>GameLifetimeScope.Configure → VContainer → new GameBootstrap(залежності) → IAsyncStartable.StartAsync → PrepareRunAsync → Spawner.PrepareAsync → GameManager.EnterReady.</w:t>
+      </w:r>
+    </w:p>
+    <w:p>
+      <w:r>
+        <w:t>Підготовка: IsPreparing = true → очищення та reset → до чотирьох ворогів за кадр → завершення бочки та UI → Ready з доступним Play. Повторні натискання під час підготовки ігноруються.</w:t>
+      </w:r>
+    </w:p>
+    <w:p>
+      <w:r>
+        <w:t>Закриття scope: GameBootstrap.Dispose → відписка подій → скасування linked CancellationTokenSource → очищення частково створених ворогів. Після скасування незавершена операція не переводить гру в Ready.</w:t>
       </w:r>
     </w:p>
     <w:sectPr>
@@ -1395,6 +1785,7 @@
       <w:color w:val="000000"/>
       <w:sz w:val="28"/>
       <w:szCs w:val="28"/>
+      <w:u w:val="none"/>
     </w:rPr>
   </w:style>
   <w:style w:type="paragraph" w:styleId="Heading2">
@@ -1419,6 +1810,7 @@
       <w:color w:val="000000"/>
       <w:sz w:val="24"/>
       <w:szCs w:val="26"/>
+      <w:u w:val="none"/>
     </w:rPr>
   </w:style>
   <w:style w:type="paragraph" w:styleId="Heading3">
@@ -1442,6 +1834,7 @@
       <w:bCs/>
       <w:color w:val="000000"/>
       <w:sz w:val="22"/>
+      <w:u w:val="none"/>
     </w:rPr>
   </w:style>
   <w:style w:type="paragraph" w:styleId="Heading4">
@@ -1684,6 +2077,7 @@
       <w:kern w:val="28"/>
       <w:sz w:val="42"/>
       <w:szCs w:val="52"/>
+      <w:u w:val="none"/>
     </w:rPr>
   </w:style>
   <w:style w:type="character" w:customStyle="1" w:styleId="TitleChar">
@@ -1725,6 +2119,7 @@
       <w:spacing w:val="15"/>
       <w:sz w:val="22"/>
       <w:szCs w:val="24"/>
+      <w:u w:val="none"/>
     </w:rPr>
   </w:style>
   <w:style w:type="character" w:customStyle="1" w:styleId="SubtitleChar">

--- a/Factura_Unity_Test/Docs/Word/02_Motherboard_UA.docx
+++ b/Factura_Unity_Test/Docs/Word/02_Motherboard_UA.docx
@@ -16,7 +16,7 @@
     </w:p>
     <w:p>
       <w:r>
-        <w:t>Версія 0.3 · 19.10.2026 · Опис реалізованого прототипу та результатів перевірки в Unity Editor.</w:t>
+        <w:t>Версія 0.4 · 20.10.2026 · Реалізація прототипу та перевірки в Unity Editor</w:t>
       </w:r>
     </w:p>
     <w:p>
@@ -1319,6 +1319,7 @@
     </w:p>
     <w:sectPr>
       <w:footerReference w:type="default" r:id="rId9"/>
+      <w:headerReference w:type="default" r:id="rId13"/>
       <w:pgSz w:w="12240" w:h="15840"/>
       <w:pgMar w:top="936" w:right="1080" w:bottom="936" w:left="1080" w:header="720" w:footer="360" w:gutter="0"/>
       <w:cols w:space="720"/>
@@ -1344,6 +1345,16 @@
     <w:fldSimple w:instr="PAGE"/>
   </w:p>
 </w:ftr>
+</file>
+
+<file path=word/header1.xml><?xml version="1.0" encoding="utf-8"?>
+<w:hdr xmlns:m="http://schemas.openxmlformats.org/officeDocument/2006/math" xmlns:mc="http://schemas.openxmlformats.org/markup-compatibility/2006" xmlns:mo="http://schemas.microsoft.com/office/mac/office/2008/main" xmlns:mv="urn:schemas-microsoft-com:mac:vml" xmlns:o="urn:schemas-microsoft-com:office:office" xmlns:r="http://schemas.openxmlformats.org/officeDocument/2006/relationships" xmlns:v="urn:schemas-microsoft-com:vml" xmlns:w10="urn:schemas-microsoft-com:office:word" xmlns:w14="http://schemas.microsoft.com/office/word/2010/wordml" xmlns:w="http://schemas.openxmlformats.org/wordprocessingml/2006/main" xmlns:wne="http://schemas.microsoft.com/office/word/2006/wordml" xmlns:wp14="http://schemas.microsoft.com/office/word/2010/wordprocessingDrawing" xmlns:wp="http://schemas.openxmlformats.org/drawingml/2006/wordprocessingDrawing" xmlns:wpc="http://schemas.microsoft.com/office/word/2010/wordprocessingCanvas" xmlns:wpg="http://schemas.microsoft.com/office/word/2010/wordprocessingGroup" xmlns:wpi="http://schemas.microsoft.com/office/word/2010/wordprocessingInk" xmlns:wps="http://schemas.microsoft.com/office/word/2010/wordprocessingShape" mc:Ignorable="w14 wp14">
+  <w:p>
+    <w:pPr>
+      <w:pStyle w:val="Header"/>
+    </w:pPr>
+  </w:p>
+</w:hdr>
 </file>
 
 <file path=word/numbering.xml><?xml version="1.0" encoding="utf-8"?>
